--- a/a7/build/out/u5/A7 5.10 Multi-Step Proportion Problems - Lesson Plan.docx
+++ b/a7/build/out/u5/A7 5.10 Multi-Step Proportion Problems - Lesson Plan.docx
@@ -289,7 +289,7 @@
                 <w:color w:val="1A1A1A"/>
                 <w:sz w:val="20"/>
               </w:rPr>
-              <w:t>5 — Solving Multi-Step Problems with Proportional Relationships</w:t>
+              <w:t>5 — Multi-Step Proportional Relationships</w:t>
             </w:r>
           </w:p>
         </w:tc>

--- a/a7/build/out/u5/A7 5.10 Multi-Step Proportion Problems - Lesson Plan.docx
+++ b/a7/build/out/u5/A7 5.10 Multi-Step Proportion Problems - Lesson Plan.docx
@@ -1135,7 +1135,7 @@
                 <w:color w:val="1A1A1A"/>
                 <w:sz w:val="20"/>
               </w:rPr>
-              <w:t>boards 8–9: a plan's area in square metres and a choice of car — the unit's whole toolkit on one real question</w:t>
+              <w:t>boards 8–9: a plan's area in square meters and a choice of car — the unit's whole toolkit on one real question</w:t>
             </w:r>
           </w:p>
         </w:tc>
@@ -1242,7 +1242,7 @@
                 <w:color w:val="1A1A1A"/>
                 <w:sz w:val="21"/>
               </w:rPr>
-              <w:t xml:space="preserve">  A car does 100 km/h and another does 65 mi/h. Why can't you say which is faster yet?</w:t>
+              <w:t xml:space="preserve">  A car gets 100 km/h and another does 65 mi/h. Why can't you say which is faster yet?</w:t>
             </w:r>
           </w:p>
           <w:p>
@@ -3599,7 +3599,7 @@
                 <w:color w:val="1A1A1A"/>
                 <w:sz w:val="18"/>
               </w:rPr>
-              <w:t>A car does 28 miles per gallon. Its tank holds 15 gal.  How far does it go on a full tank?</w:t>
+              <w:t>A car gets 28 miles per gallon. Its tank holds 15 gal.  How far does it go on a full tank?</w:t>
             </w:r>
           </w:p>
         </w:tc>
@@ -3986,7 +3986,7 @@
                 <w:color w:val="1A1A1A"/>
                 <w:sz w:val="18"/>
               </w:rPr>
-              <w:t>A car does 30 miles per gallon with a 12-gal tank. It starts a 900-mi trip with a full tank. How many tanks of gas does the trip take?</w:t>
+              <w:t>A car gets 30 miles per gallon with a 12-gal tank. It makes a 900-mi trip. How many tanks of gas does the trip use? (Part of a tank counts as a whole tank.)</w:t>
             </w:r>
           </w:p>
         </w:tc>
@@ -4048,7 +4048,7 @@
                 <w:color w:val="1A1A1A"/>
                 <w:sz w:val="18"/>
               </w:rPr>
-              <w:t>(A) 2.5 rounded down: half a tank of road left undriven [Notes I: a part of a tank is still a tank to buy]; (B) 900 ÷ 12: the gallons used as miles per tank [Notes I: the rate first]; (C) 900 ÷ 36: the two numbers added before dividing [B1G-M 7.AR.4.5: steps not named]</w:t>
+              <w:t>(A) 2.5 rounded down: half a tank of road left undriven [Notes I: a part of a tank is still a tank to buy]; (B) 900 ÷ 12: the gallons used as miles per tank [Notes I: the rate first]; (C) 900 ÷ 36: the two numbers added before dividing [7.AR.4.5: the steps not named — Notes I]</w:t>
             </w:r>
           </w:p>
         </w:tc>
@@ -4306,7 +4306,7 @@
                 <w:color w:val="1A1A1A"/>
                 <w:sz w:val="18"/>
               </w:rPr>
-              <w:t>(A) 12 km and 12 km/h confused: a distance read as a speed [B1G-M 7.AR.4.5: a rate is per unit of time]; (B) 12 &gt; 7, the distances compared in two units [Notes II: same unit first]; (D) 11.27 is B's distance in km, not a speed — the time was never used [B1G-M 7.AR.4.5: a rate is per unit of time]</w:t>
+              <w:t>(A) 12 km and 12 km/h confused: a distance read as a speed [7.AR.4.5: a rate is per unit of time — Notes II]; (B) 12 &gt; 7, the distances compared in two units [Notes II: same unit first]; (D) 11.27 is B's distance in km, not a speed — the time was never used [7.AR.4.5: a rate is per unit of time — Notes II]</w:t>
             </w:r>
           </w:p>
         </w:tc>
@@ -4435,7 +4435,7 @@
                 <w:color w:val="1A1A1A"/>
                 <w:sz w:val="18"/>
               </w:rPr>
-              <w:t>20 — 8 + 4 + 5 ×1, the ratio read as gallons [Notes III: k from the part you know]; 32 — the grey (5 × 4) and nothing more</w:t>
+              <w:t>20 — the grey (5 × 4) and nothing more [Notes III: the whole is all the parts]; 32 — 8 × k, the white scaled again</w:t>
             </w:r>
           </w:p>
         </w:tc>
@@ -4502,7 +4502,7 @@
                 <w:color w:val="1A1A1A"/>
                 <w:sz w:val="18"/>
               </w:rPr>
-              <w:t>A plan is drawn at 1 in : 4 ft; a room is 2 in by 2.5 in on it. 1 ft = 0.305 m.  Find the room's area in square metres.</w:t>
+              <w:t>A plan is drawn at 1 in : 4 ft; a room is 2 in by 2.5 in on it. 1 ft = 0.305 m.  Find the room's area in square meters.</w:t>
             </w:r>
           </w:p>
         </w:tc>

--- a/a7/build/out/u5/A7 5.10 Multi-Step Proportion Problems - Lesson Plan.docx
+++ b/a7/build/out/u5/A7 5.10 Multi-Step Proportion Problems - Lesson Plan.docx
@@ -4238,13 +4238,47 @@
               <w:spacing w:after="0"/>
             </w:pPr>
             <w:r>
+              <w:drawing>
+                <wp:inline xmlns:a="http://schemas.openxmlformats.org/drawingml/2006/main" xmlns:pic="http://schemas.openxmlformats.org/drawingml/2006/picture">
+                  <wp:extent cx="935736" cy="118872"/>
+                  <wp:docPr id="1" name="Picture 1"/>
+                  <wp:cNvGraphicFramePr>
+                    <a:graphicFrameLocks noChangeAspect="1"/>
+                  </wp:cNvGraphicFramePr>
+                  <a:graphic>
+                    <a:graphicData uri="http://schemas.openxmlformats.org/drawingml/2006/picture">
+                      <pic:pic>
+                        <pic:nvPicPr>
+                          <pic:cNvPr id="0" name="36dbabcfef26f30f.png"/>
+                          <pic:cNvPicPr/>
+                        </pic:nvPicPr>
+                        <pic:blipFill>
+                          <a:blip r:embed="rId9"/>
+                          <a:stretch>
+                            <a:fillRect/>
+                          </a:stretch>
+                        </pic:blipFill>
+                        <pic:spPr>
+                          <a:xfrm>
+                            <a:off x="0" y="0"/>
+                            <a:ext cx="935736" cy="118872"/>
+                          </a:xfrm>
+                          <a:prstGeom prst="rect"/>
+                        </pic:spPr>
+                      </pic:pic>
+                    </a:graphicData>
+                  </a:graphic>
+                </wp:inline>
+              </w:drawing>
+            </w:r>
+            <w:r>
               <w:rPr>
                 <w:b w:val="0"/>
                 <w:i w:val="0"/>
                 <w:color w:val="1A1A1A"/>
                 <w:sz w:val="18"/>
               </w:rPr>
-              <w:t>1 mi = 1.61 km. Cyclist A rides 12 km in 50 min; cyclist B rides 7 mi in 45 min. Who is faster?</w:t>
+              <w:t>. Cyclist A rides 12 km in 50 min; cyclist B rides 7 mi in 45 min. Who is faster?</w:t>
             </w:r>
           </w:p>
         </w:tc>
@@ -4373,7 +4407,50 @@
                 <w:color w:val="1A1A1A"/>
                 <w:sz w:val="18"/>
               </w:rPr>
-              <w:t>Paint is mixed white : blue : grey = 2 : 4 : 5. A batch uses 8 gal of white.  How many gallons is the whole batch?</w:t>
+              <w:t xml:space="preserve">Paint is mixed white : blue : grey = </w:t>
+            </w:r>
+            <w:r>
+              <w:drawing>
+                <wp:inline xmlns:a="http://schemas.openxmlformats.org/drawingml/2006/main" xmlns:pic="http://schemas.openxmlformats.org/drawingml/2006/picture">
+                  <wp:extent cx="420624" cy="118872"/>
+                  <wp:docPr id="2" name="Picture 2"/>
+                  <wp:cNvGraphicFramePr>
+                    <a:graphicFrameLocks noChangeAspect="1"/>
+                  </wp:cNvGraphicFramePr>
+                  <a:graphic>
+                    <a:graphicData uri="http://schemas.openxmlformats.org/drawingml/2006/picture">
+                      <pic:pic>
+                        <pic:nvPicPr>
+                          <pic:cNvPr id="0" name="378ed14bf62ffad1.png"/>
+                          <pic:cNvPicPr/>
+                        </pic:nvPicPr>
+                        <pic:blipFill>
+                          <a:blip r:embed="rId10"/>
+                          <a:stretch>
+                            <a:fillRect/>
+                          </a:stretch>
+                        </pic:blipFill>
+                        <pic:spPr>
+                          <a:xfrm>
+                            <a:off x="0" y="0"/>
+                            <a:ext cx="420624" cy="118872"/>
+                          </a:xfrm>
+                          <a:prstGeom prst="rect"/>
+                        </pic:spPr>
+                      </pic:pic>
+                    </a:graphicData>
+                  </a:graphic>
+                </wp:inline>
+              </w:drawing>
+            </w:r>
+            <w:r>
+              <w:rPr>
+                <w:b w:val="0"/>
+                <w:i w:val="0"/>
+                <w:color w:val="1A1A1A"/>
+                <w:sz w:val="18"/>
+              </w:rPr>
+              <w:t>.  A batch uses 8 gal of white.  How many gallons is the whole batch?</w:t>
             </w:r>
           </w:p>
         </w:tc>
@@ -4502,7 +4579,93 @@
                 <w:color w:val="1A1A1A"/>
                 <w:sz w:val="18"/>
               </w:rPr>
-              <w:t>A plan is drawn at 1 in : 4 ft; a room is 2 in by 2.5 in on it. 1 ft = 0.305 m.  Find the room's area in square meters.</w:t>
+              <w:t xml:space="preserve">A plan is drawn at </w:t>
+            </w:r>
+            <w:r>
+              <w:drawing>
+                <wp:inline xmlns:a="http://schemas.openxmlformats.org/drawingml/2006/main" xmlns:pic="http://schemas.openxmlformats.org/drawingml/2006/picture">
+                  <wp:extent cx="505968" cy="115824"/>
+                  <wp:docPr id="3" name="Picture 3"/>
+                  <wp:cNvGraphicFramePr>
+                    <a:graphicFrameLocks noChangeAspect="1"/>
+                  </wp:cNvGraphicFramePr>
+                  <a:graphic>
+                    <a:graphicData uri="http://schemas.openxmlformats.org/drawingml/2006/picture">
+                      <pic:pic>
+                        <pic:nvPicPr>
+                          <pic:cNvPr id="0" name="9ef2c8874e0c0cae.png"/>
+                          <pic:cNvPicPr/>
+                        </pic:nvPicPr>
+                        <pic:blipFill>
+                          <a:blip r:embed="rId11"/>
+                          <a:stretch>
+                            <a:fillRect/>
+                          </a:stretch>
+                        </pic:blipFill>
+                        <pic:spPr>
+                          <a:xfrm>
+                            <a:off x="0" y="0"/>
+                            <a:ext cx="505968" cy="115824"/>
+                          </a:xfrm>
+                          <a:prstGeom prst="rect"/>
+                        </pic:spPr>
+                      </pic:pic>
+                    </a:graphicData>
+                  </a:graphic>
+                </wp:inline>
+              </w:drawing>
+            </w:r>
+            <w:r>
+              <w:rPr>
+                <w:b w:val="0"/>
+                <w:i w:val="0"/>
+                <w:color w:val="1A1A1A"/>
+                <w:sz w:val="18"/>
+              </w:rPr>
+              <w:t xml:space="preserve">; a room is 2 in by 2.5 in on it.  </w:t>
+            </w:r>
+            <w:r>
+              <w:drawing>
+                <wp:inline xmlns:a="http://schemas.openxmlformats.org/drawingml/2006/main" xmlns:pic="http://schemas.openxmlformats.org/drawingml/2006/picture">
+                  <wp:extent cx="862584" cy="118872"/>
+                  <wp:docPr id="4" name="Picture 4"/>
+                  <wp:cNvGraphicFramePr>
+                    <a:graphicFrameLocks noChangeAspect="1"/>
+                  </wp:cNvGraphicFramePr>
+                  <a:graphic>
+                    <a:graphicData uri="http://schemas.openxmlformats.org/drawingml/2006/picture">
+                      <pic:pic>
+                        <pic:nvPicPr>
+                          <pic:cNvPr id="0" name="88e6ad97f375f5ea.png"/>
+                          <pic:cNvPicPr/>
+                        </pic:nvPicPr>
+                        <pic:blipFill>
+                          <a:blip r:embed="rId12"/>
+                          <a:stretch>
+                            <a:fillRect/>
+                          </a:stretch>
+                        </pic:blipFill>
+                        <pic:spPr>
+                          <a:xfrm>
+                            <a:off x="0" y="0"/>
+                            <a:ext cx="862584" cy="118872"/>
+                          </a:xfrm>
+                          <a:prstGeom prst="rect"/>
+                        </pic:spPr>
+                      </pic:pic>
+                    </a:graphicData>
+                  </a:graphic>
+                </wp:inline>
+              </w:drawing>
+            </w:r>
+            <w:r>
+              <w:rPr>
+                <w:b w:val="0"/>
+                <w:i w:val="0"/>
+                <w:color w:val="1A1A1A"/>
+                <w:sz w:val="18"/>
+              </w:rPr>
+              <w:t>.  Find the room's area in square meters.</w:t>
             </w:r>
           </w:p>
         </w:tc>
@@ -4654,13 +4817,47 @@
               <w:spacing w:after="0"/>
             </w:pPr>
             <w:r>
+              <w:drawing>
+                <wp:inline xmlns:a="http://schemas.openxmlformats.org/drawingml/2006/main" xmlns:pic="http://schemas.openxmlformats.org/drawingml/2006/picture">
+                  <wp:extent cx="935736" cy="118872"/>
+                  <wp:docPr id="5" name="Picture 5"/>
+                  <wp:cNvGraphicFramePr>
+                    <a:graphicFrameLocks noChangeAspect="1"/>
+                  </wp:cNvGraphicFramePr>
+                  <a:graphic>
+                    <a:graphicData uri="http://schemas.openxmlformats.org/drawingml/2006/picture">
+                      <pic:pic>
+                        <pic:nvPicPr>
+                          <pic:cNvPr id="0" name="36dbabcfef26f30f.png"/>
+                          <pic:cNvPicPr/>
+                        </pic:nvPicPr>
+                        <pic:blipFill>
+                          <a:blip r:embed="rId9"/>
+                          <a:stretch>
+                            <a:fillRect/>
+                          </a:stretch>
+                        </pic:blipFill>
+                        <pic:spPr>
+                          <a:xfrm>
+                            <a:off x="0" y="0"/>
+                            <a:ext cx="935736" cy="118872"/>
+                          </a:xfrm>
+                          <a:prstGeom prst="rect"/>
+                        </pic:spPr>
+                      </pic:pic>
+                    </a:graphicData>
+                  </a:graphic>
+                </wp:inline>
+              </w:drawing>
+            </w:r>
+            <w:r>
               <w:rPr>
                 <w:b w:val="0"/>
                 <w:i w:val="0"/>
                 <w:color w:val="1A1A1A"/>
                 <w:sz w:val="18"/>
               </w:rPr>
-              <w:t>1 mi = 1.61 km. A 300-km drive. Car A averages 50 mi/h; car B averages 75 km/h. Which car gets there first, and by how long? Explain.</w:t>
+              <w:t>. A 300-km drive. Car A averages 50 mi/h; car B averages 75 km/h. Which car gets there first, and by how long? Explain.</w:t>
             </w:r>
           </w:p>
         </w:tc>

--- a/a7/build/out/u5/A7 5.10 Multi-Step Proportion Problems - Lesson Plan.docx
+++ b/a7/build/out/u5/A7 5.10 Multi-Step Proportion Problems - Lesson Plan.docx
@@ -1843,7 +1843,7 @@
                 <w:color w:val="1A1A1A"/>
                 <w:sz w:val="19"/>
               </w:rPr>
-              <w:t>Teach from the front. Expand once per law; say the OFF line out loud.</w:t>
+              <w:t>Teach from the front; say the OFF line out loud.</w:t>
             </w:r>
           </w:p>
         </w:tc>
@@ -5324,7 +5324,7 @@
                 <w:color w:val="1A1A1A"/>
                 <w:sz w:val="21"/>
               </w:rPr>
-              <w:t xml:space="preserve">  The six-question independent set is worked silently in class; whatever is not finished goes home. IXL, all skills required to a SmartScore of 67, due at the start of the next class: Compare rates: word problems — VVS; Multi-step problems with customary or metric unit conversions — UCT.</w:t>
+              <w:t xml:space="preserve">  The six-question independent set is worked silently in class; whatever is not finished goes home. IXL, all skills required to a SmartScore of 67, due by the Unit 5 test: Compare rates: word problems — VVS; Multi-step problems with customary or metric unit conversions — UCT.</w:t>
             </w:r>
           </w:p>
         </w:tc>

--- a/a7/build/out/u5/A7 5.10 Multi-Step Proportion Problems - Lesson Plan.docx
+++ b/a7/build/out/u5/A7 5.10 Multi-Step Proportion Problems - Lesson Plan.docx
@@ -1714,7 +1714,7 @@
                 <w:color w:val="1A1A1A"/>
                 <w:sz w:val="19"/>
               </w:rPr>
-              <w:t>Two minutes silent, then reveal. One sentence of reteach per question at most. Then the new words, read once.</w:t>
+              <w:t>Silent, then reveal. One sentence of reteach per question at most. Then the new words, read once.</w:t>
             </w:r>
           </w:p>
         </w:tc>
@@ -1843,7 +1843,7 @@
                 <w:color w:val="1A1A1A"/>
                 <w:sz w:val="19"/>
               </w:rPr>
-              <w:t>Teach from the front; say the OFF line out loud.</w:t>
+              <w:t>Teach from the front; say the off-slide sentence out loud.</w:t>
             </w:r>
           </w:p>
         </w:tc>
@@ -2777,7 +2777,7 @@
                 <w:color w:val="1A1A1A"/>
                 <w:sz w:val="19"/>
               </w:rPr>
-              <w:t>Start the skills; finish tonight.</w:t>
+              <w:t>Start the skills; due by the Unit 5 test.</w:t>
             </w:r>
           </w:p>
         </w:tc>
@@ -2972,7 +2972,7 @@
                 <w:color w:val="1A1A1A"/>
                 <w:sz w:val="21"/>
               </w:rPr>
-              <w:t xml:space="preserve">  The Notes slides and the worked half of each Example: the teacher writes, the class copies, and the OFF line is said out loud rather than printed.</w:t>
+              <w:t xml:space="preserve">  The Notes slides and the worked half of each Example: the teacher writes, the class copies, and the off-slide sentence is said out loud rather than printed.</w:t>
             </w:r>
           </w:p>
           <w:p>
